--- a/docs/Project_Report.docx
+++ b/docs/Project_Report.docx
@@ -137,7 +137,7 @@
     <w:sdt>
       <w:sdtPr>
         <w:alias w:val="Contents"/>
-        <w:id w:val="694361446"/>
+        <w:id w:val="1529611122"/>
       </w:sdtPr>
       <w:sdtEndPr/>
       <w:sdtContent>
@@ -165,7 +165,7 @@
           <w:r>
             <w:fldChar w:fldCharType="separate"/>
           </w:r>
-          <w:hyperlink w:anchor="_Toc241272494" w:history="1">
+          <w:hyperlink w:anchor="_Toc241358632" w:history="1">
             <w:r>
               <w:rPr>
                 <w:rStyle w:val="Hyperlink"/>
@@ -189,7 +189,7 @@
               <w:rPr>
                 <w:noProof/>
               </w:rPr>
-              <w:instrText xml:space="preserve"> PAGEREF _Toc241272494 \h </w:instrText>
+              <w:instrText xml:space="preserve"> PAGEREF _Toc241358632 \h </w:instrText>
             </w:r>
             <w:r>
               <w:rPr>
@@ -231,7 +231,7 @@
               <w14:ligatures w14:val="standardContextual"/>
             </w:rPr>
           </w:pPr>
-          <w:hyperlink w:anchor="_Toc241272495" w:history="1">
+          <w:hyperlink w:anchor="_Toc241358633" w:history="1">
             <w:r>
               <w:rPr>
                 <w:rStyle w:val="Hyperlink"/>
@@ -255,7 +255,7 @@
               <w:rPr>
                 <w:noProof/>
               </w:rPr>
-              <w:instrText xml:space="preserve"> PAGEREF _Toc241272495 \h </w:instrText>
+              <w:instrText xml:space="preserve"> PAGEREF _Toc241358633 \h </w:instrText>
             </w:r>
             <w:r>
               <w:rPr>
@@ -297,7 +297,7 @@
               <w14:ligatures w14:val="standardContextual"/>
             </w:rPr>
           </w:pPr>
-          <w:hyperlink w:anchor="_Toc241272496" w:history="1">
+          <w:hyperlink w:anchor="_Toc241358634" w:history="1">
             <w:r>
               <w:rPr>
                 <w:rStyle w:val="Hyperlink"/>
@@ -321,7 +321,7 @@
               <w:rPr>
                 <w:noProof/>
               </w:rPr>
-              <w:instrText xml:space="preserve"> PAGEREF _Toc241272496 \h </w:instrText>
+              <w:instrText xml:space="preserve"> PAGEREF _Toc241358634 \h </w:instrText>
             </w:r>
             <w:r>
               <w:rPr>
@@ -363,7 +363,7 @@
               <w14:ligatures w14:val="standardContextual"/>
             </w:rPr>
           </w:pPr>
-          <w:hyperlink w:anchor="_Toc241272497" w:history="1">
+          <w:hyperlink w:anchor="_Toc241358635" w:history="1">
             <w:r>
               <w:rPr>
                 <w:rStyle w:val="Hyperlink"/>
@@ -387,7 +387,7 @@
               <w:rPr>
                 <w:noProof/>
               </w:rPr>
-              <w:instrText xml:space="preserve"> PAGEREF _Toc241272497 \h </w:instrText>
+              <w:instrText xml:space="preserve"> PAGEREF _Toc241358635 \h </w:instrText>
             </w:r>
             <w:r>
               <w:rPr>
@@ -429,7 +429,7 @@
               <w14:ligatures w14:val="standardContextual"/>
             </w:rPr>
           </w:pPr>
-          <w:hyperlink w:anchor="_Toc241272498" w:history="1">
+          <w:hyperlink w:anchor="_Toc241358636" w:history="1">
             <w:r>
               <w:rPr>
                 <w:rStyle w:val="Hyperlink"/>
@@ -453,7 +453,7 @@
               <w:rPr>
                 <w:noProof/>
               </w:rPr>
-              <w:instrText xml:space="preserve"> PAGEREF _Toc241272498 \h </w:instrText>
+              <w:instrText xml:space="preserve"> PAGEREF _Toc241358636 \h </w:instrText>
             </w:r>
             <w:r>
               <w:rPr>
@@ -495,7 +495,7 @@
               <w14:ligatures w14:val="standardContextual"/>
             </w:rPr>
           </w:pPr>
-          <w:hyperlink w:anchor="_Toc241272499" w:history="1">
+          <w:hyperlink w:anchor="_Toc241358637" w:history="1">
             <w:r>
               <w:rPr>
                 <w:rStyle w:val="Hyperlink"/>
@@ -519,7 +519,7 @@
               <w:rPr>
                 <w:noProof/>
               </w:rPr>
-              <w:instrText xml:space="preserve"> PAGEREF _Toc241272499 \h </w:instrText>
+              <w:instrText xml:space="preserve"> PAGEREF _Toc241358637 \h </w:instrText>
             </w:r>
             <w:r>
               <w:rPr>
@@ -561,7 +561,7 @@
               <w14:ligatures w14:val="standardContextual"/>
             </w:rPr>
           </w:pPr>
-          <w:hyperlink w:anchor="_Toc241272500" w:history="1">
+          <w:hyperlink w:anchor="_Toc241358638" w:history="1">
             <w:r>
               <w:rPr>
                 <w:rStyle w:val="Hyperlink"/>
@@ -585,7 +585,7 @@
               <w:rPr>
                 <w:noProof/>
               </w:rPr>
-              <w:instrText xml:space="preserve"> PAGEREF _Toc241272500 \h </w:instrText>
+              <w:instrText xml:space="preserve"> PAGEREF _Toc241358638 \h </w:instrText>
             </w:r>
             <w:r>
               <w:rPr>
@@ -627,7 +627,7 @@
               <w14:ligatures w14:val="standardContextual"/>
             </w:rPr>
           </w:pPr>
-          <w:hyperlink w:anchor="_Toc241272501" w:history="1">
+          <w:hyperlink w:anchor="_Toc241358639" w:history="1">
             <w:r>
               <w:rPr>
                 <w:rStyle w:val="Hyperlink"/>
@@ -651,7 +651,7 @@
               <w:rPr>
                 <w:noProof/>
               </w:rPr>
-              <w:instrText xml:space="preserve"> PAGEREF _Toc241272501 \h </w:instrText>
+              <w:instrText xml:space="preserve"> PAGEREF _Toc241358639 \h </w:instrText>
             </w:r>
             <w:r>
               <w:rPr>
@@ -693,7 +693,7 @@
               <w14:ligatures w14:val="standardContextual"/>
             </w:rPr>
           </w:pPr>
-          <w:hyperlink w:anchor="_Toc241272502" w:history="1">
+          <w:hyperlink w:anchor="_Toc241358640" w:history="1">
             <w:r>
               <w:rPr>
                 <w:rStyle w:val="Hyperlink"/>
@@ -717,7 +717,7 @@
               <w:rPr>
                 <w:noProof/>
               </w:rPr>
-              <w:instrText xml:space="preserve"> PAGEREF _Toc241272502 \h </w:instrText>
+              <w:instrText xml:space="preserve"> PAGEREF _Toc241358640 \h </w:instrText>
             </w:r>
             <w:r>
               <w:rPr>
@@ -759,7 +759,7 @@
               <w14:ligatures w14:val="standardContextual"/>
             </w:rPr>
           </w:pPr>
-          <w:hyperlink w:anchor="_Toc241272503" w:history="1">
+          <w:hyperlink w:anchor="_Toc241358641" w:history="1">
             <w:r>
               <w:rPr>
                 <w:rStyle w:val="Hyperlink"/>
@@ -783,7 +783,7 @@
               <w:rPr>
                 <w:noProof/>
               </w:rPr>
-              <w:instrText xml:space="preserve"> PAGEREF _Toc241272503 \h </w:instrText>
+              <w:instrText xml:space="preserve"> PAGEREF _Toc241358641 \h </w:instrText>
             </w:r>
             <w:r>
               <w:rPr>
@@ -825,7 +825,7 @@
               <w14:ligatures w14:val="standardContextual"/>
             </w:rPr>
           </w:pPr>
-          <w:hyperlink w:anchor="_Toc241272504" w:history="1">
+          <w:hyperlink w:anchor="_Toc241358642" w:history="1">
             <w:r>
               <w:rPr>
                 <w:rStyle w:val="Hyperlink"/>
@@ -849,7 +849,7 @@
               <w:rPr>
                 <w:noProof/>
               </w:rPr>
-              <w:instrText xml:space="preserve"> PAGEREF _Toc241272504 \h </w:instrText>
+              <w:instrText xml:space="preserve"> PAGEREF _Toc241358642 \h </w:instrText>
             </w:r>
             <w:r>
               <w:rPr>
@@ -891,7 +891,7 @@
               <w14:ligatures w14:val="standardContextual"/>
             </w:rPr>
           </w:pPr>
-          <w:hyperlink w:anchor="_Toc241272505" w:history="1">
+          <w:hyperlink w:anchor="_Toc241358643" w:history="1">
             <w:r>
               <w:rPr>
                 <w:rStyle w:val="Hyperlink"/>
@@ -915,7 +915,7 @@
               <w:rPr>
                 <w:noProof/>
               </w:rPr>
-              <w:instrText xml:space="preserve"> PAGEREF _Toc241272505 \h </w:instrText>
+              <w:instrText xml:space="preserve"> PAGEREF _Toc241358643 \h </w:instrText>
             </w:r>
             <w:r>
               <w:rPr>
@@ -957,7 +957,7 @@
               <w14:ligatures w14:val="standardContextual"/>
             </w:rPr>
           </w:pPr>
-          <w:hyperlink w:anchor="_Toc241272506" w:history="1">
+          <w:hyperlink w:anchor="_Toc241358644" w:history="1">
             <w:r>
               <w:rPr>
                 <w:rStyle w:val="Hyperlink"/>
@@ -981,7 +981,7 @@
               <w:rPr>
                 <w:noProof/>
               </w:rPr>
-              <w:instrText xml:space="preserve"> PAGEREF _Toc241272506 \h </w:instrText>
+              <w:instrText xml:space="preserve"> PAGEREF _Toc241358644 \h </w:instrText>
             </w:r>
             <w:r>
               <w:rPr>
@@ -1023,7 +1023,7 @@
               <w14:ligatures w14:val="standardContextual"/>
             </w:rPr>
           </w:pPr>
-          <w:hyperlink w:anchor="_Toc241272507" w:history="1">
+          <w:hyperlink w:anchor="_Toc241358645" w:history="1">
             <w:r>
               <w:rPr>
                 <w:rStyle w:val="Hyperlink"/>
@@ -1047,7 +1047,7 @@
               <w:rPr>
                 <w:noProof/>
               </w:rPr>
-              <w:instrText xml:space="preserve"> PAGEREF _Toc241272507 \h </w:instrText>
+              <w:instrText xml:space="preserve"> PAGEREF _Toc241358645 \h </w:instrText>
             </w:r>
             <w:r>
               <w:rPr>
@@ -1089,7 +1089,7 @@
               <w14:ligatures w14:val="standardContextual"/>
             </w:rPr>
           </w:pPr>
-          <w:hyperlink w:anchor="_Toc241272508" w:history="1">
+          <w:hyperlink w:anchor="_Toc241358646" w:history="1">
             <w:r>
               <w:rPr>
                 <w:rStyle w:val="Hyperlink"/>
@@ -1113,7 +1113,7 @@
               <w:rPr>
                 <w:noProof/>
               </w:rPr>
-              <w:instrText xml:space="preserve"> PAGEREF _Toc241272508 \h </w:instrText>
+              <w:instrText xml:space="preserve"> PAGEREF _Toc241358646 \h </w:instrText>
             </w:r>
             <w:r>
               <w:rPr>
@@ -1155,7 +1155,7 @@
               <w14:ligatures w14:val="standardContextual"/>
             </w:rPr>
           </w:pPr>
-          <w:hyperlink w:anchor="_Toc241272509" w:history="1">
+          <w:hyperlink w:anchor="_Toc241358647" w:history="1">
             <w:r>
               <w:rPr>
                 <w:rStyle w:val="Hyperlink"/>
@@ -1179,7 +1179,7 @@
               <w:rPr>
                 <w:noProof/>
               </w:rPr>
-              <w:instrText xml:space="preserve"> PAGEREF _Toc241272509 \h </w:instrText>
+              <w:instrText xml:space="preserve"> PAGEREF _Toc241358647 \h </w:instrText>
             </w:r>
             <w:r>
               <w:rPr>
@@ -1221,7 +1221,7 @@
               <w14:ligatures w14:val="standardContextual"/>
             </w:rPr>
           </w:pPr>
-          <w:hyperlink w:anchor="_Toc241272510" w:history="1">
+          <w:hyperlink w:anchor="_Toc241358648" w:history="1">
             <w:r>
               <w:rPr>
                 <w:rStyle w:val="Hyperlink"/>
@@ -1245,7 +1245,7 @@
               <w:rPr>
                 <w:noProof/>
               </w:rPr>
-              <w:instrText xml:space="preserve"> PAGEREF _Toc241272510 \h </w:instrText>
+              <w:instrText xml:space="preserve"> PAGEREF _Toc241358648 \h </w:instrText>
             </w:r>
             <w:r>
               <w:rPr>
@@ -1287,7 +1287,7 @@
               <w14:ligatures w14:val="standardContextual"/>
             </w:rPr>
           </w:pPr>
-          <w:hyperlink w:anchor="_Toc241272511" w:history="1">
+          <w:hyperlink w:anchor="_Toc241358649" w:history="1">
             <w:r>
               <w:rPr>
                 <w:rStyle w:val="Hyperlink"/>
@@ -1311,7 +1311,7 @@
               <w:rPr>
                 <w:noProof/>
               </w:rPr>
-              <w:instrText xml:space="preserve"> PAGEREF _Toc241272511 \h </w:instrText>
+              <w:instrText xml:space="preserve"> PAGEREF _Toc241358649 \h </w:instrText>
             </w:r>
             <w:r>
               <w:rPr>
@@ -1353,7 +1353,7 @@
               <w14:ligatures w14:val="standardContextual"/>
             </w:rPr>
           </w:pPr>
-          <w:hyperlink w:anchor="_Toc241272512" w:history="1">
+          <w:hyperlink w:anchor="_Toc241358650" w:history="1">
             <w:r>
               <w:rPr>
                 <w:rStyle w:val="Hyperlink"/>
@@ -1377,7 +1377,7 @@
               <w:rPr>
                 <w:noProof/>
               </w:rPr>
-              <w:instrText xml:space="preserve"> PAGEREF _Toc241272512 \h </w:instrText>
+              <w:instrText xml:space="preserve"> PAGEREF _Toc241358650 \h </w:instrText>
             </w:r>
             <w:r>
               <w:rPr>
@@ -1419,7 +1419,7 @@
               <w14:ligatures w14:val="standardContextual"/>
             </w:rPr>
           </w:pPr>
-          <w:hyperlink w:anchor="_Toc241272513" w:history="1">
+          <w:hyperlink w:anchor="_Toc241358651" w:history="1">
             <w:r>
               <w:rPr>
                 <w:rStyle w:val="Hyperlink"/>
@@ -1443,7 +1443,7 @@
               <w:rPr>
                 <w:noProof/>
               </w:rPr>
-              <w:instrText xml:space="preserve"> PAGEREF _Toc241272513 \h </w:instrText>
+              <w:instrText xml:space="preserve"> PAGEREF _Toc241358651 \h </w:instrText>
             </w:r>
             <w:r>
               <w:rPr>
@@ -1485,7 +1485,7 @@
               <w14:ligatures w14:val="standardContextual"/>
             </w:rPr>
           </w:pPr>
-          <w:hyperlink w:anchor="_Toc241272514" w:history="1">
+          <w:hyperlink w:anchor="_Toc241358652" w:history="1">
             <w:r>
               <w:rPr>
                 <w:rStyle w:val="Hyperlink"/>
@@ -1509,7 +1509,7 @@
               <w:rPr>
                 <w:noProof/>
               </w:rPr>
-              <w:instrText xml:space="preserve"> PAGEREF _Toc241272514 \h </w:instrText>
+              <w:instrText xml:space="preserve"> PAGEREF _Toc241358652 \h </w:instrText>
             </w:r>
             <w:r>
               <w:rPr>
@@ -1551,7 +1551,7 @@
               <w14:ligatures w14:val="standardContextual"/>
             </w:rPr>
           </w:pPr>
-          <w:hyperlink w:anchor="_Toc241272515" w:history="1">
+          <w:hyperlink w:anchor="_Toc241358653" w:history="1">
             <w:r>
               <w:rPr>
                 <w:rStyle w:val="Hyperlink"/>
@@ -1575,7 +1575,7 @@
               <w:rPr>
                 <w:noProof/>
               </w:rPr>
-              <w:instrText xml:space="preserve"> PAGEREF _Toc241272515 \h </w:instrText>
+              <w:instrText xml:space="preserve"> PAGEREF _Toc241358653 \h </w:instrText>
             </w:r>
             <w:r>
               <w:rPr>
@@ -1617,7 +1617,7 @@
               <w14:ligatures w14:val="standardContextual"/>
             </w:rPr>
           </w:pPr>
-          <w:hyperlink w:anchor="_Toc241272516" w:history="1">
+          <w:hyperlink w:anchor="_Toc241358654" w:history="1">
             <w:r>
               <w:rPr>
                 <w:rStyle w:val="Hyperlink"/>
@@ -1641,7 +1641,7 @@
               <w:rPr>
                 <w:noProof/>
               </w:rPr>
-              <w:instrText xml:space="preserve"> PAGEREF _Toc241272516 \h </w:instrText>
+              <w:instrText xml:space="preserve"> PAGEREF _Toc241358654 \h </w:instrText>
             </w:r>
             <w:r>
               <w:rPr>
@@ -1683,7 +1683,7 @@
               <w14:ligatures w14:val="standardContextual"/>
             </w:rPr>
           </w:pPr>
-          <w:hyperlink w:anchor="_Toc241272517" w:history="1">
+          <w:hyperlink w:anchor="_Toc241358655" w:history="1">
             <w:r>
               <w:rPr>
                 <w:rStyle w:val="Hyperlink"/>
@@ -1707,7 +1707,7 @@
               <w:rPr>
                 <w:noProof/>
               </w:rPr>
-              <w:instrText xml:space="preserve"> PAGEREF _Toc241272517 \h </w:instrText>
+              <w:instrText xml:space="preserve"> PAGEREF _Toc241358655 \h </w:instrText>
             </w:r>
             <w:r>
               <w:rPr>
@@ -1749,7 +1749,7 @@
               <w14:ligatures w14:val="standardContextual"/>
             </w:rPr>
           </w:pPr>
-          <w:hyperlink w:anchor="_Toc241272518" w:history="1">
+          <w:hyperlink w:anchor="_Toc241358656" w:history="1">
             <w:r>
               <w:rPr>
                 <w:rStyle w:val="Hyperlink"/>
@@ -1773,7 +1773,7 @@
               <w:rPr>
                 <w:noProof/>
               </w:rPr>
-              <w:instrText xml:space="preserve"> PAGEREF _Toc241272518 \h </w:instrText>
+              <w:instrText xml:space="preserve"> PAGEREF _Toc241358656 \h </w:instrText>
             </w:r>
             <w:r>
               <w:rPr>
@@ -1815,7 +1815,7 @@
               <w14:ligatures w14:val="standardContextual"/>
             </w:rPr>
           </w:pPr>
-          <w:hyperlink w:anchor="_Toc241272519" w:history="1">
+          <w:hyperlink w:anchor="_Toc241358657" w:history="1">
             <w:r>
               <w:rPr>
                 <w:rStyle w:val="Hyperlink"/>
@@ -1839,7 +1839,7 @@
               <w:rPr>
                 <w:noProof/>
               </w:rPr>
-              <w:instrText xml:space="preserve"> PAGEREF _Toc241272519 \h </w:instrText>
+              <w:instrText xml:space="preserve"> PAGEREF _Toc241358657 \h </w:instrText>
             </w:r>
             <w:r>
               <w:rPr>
@@ -1881,7 +1881,7 @@
               <w14:ligatures w14:val="standardContextual"/>
             </w:rPr>
           </w:pPr>
-          <w:hyperlink w:anchor="_Toc241272520" w:history="1">
+          <w:hyperlink w:anchor="_Toc241358658" w:history="1">
             <w:r>
               <w:rPr>
                 <w:rStyle w:val="Hyperlink"/>
@@ -1905,7 +1905,7 @@
               <w:rPr>
                 <w:noProof/>
               </w:rPr>
-              <w:instrText xml:space="preserve"> PAGEREF _Toc241272520 \h </w:instrText>
+              <w:instrText xml:space="preserve"> PAGEREF _Toc241358658 \h </w:instrText>
             </w:r>
             <w:r>
               <w:rPr>
@@ -1947,7 +1947,7 @@
               <w14:ligatures w14:val="standardContextual"/>
             </w:rPr>
           </w:pPr>
-          <w:hyperlink w:anchor="_Toc241272521" w:history="1">
+          <w:hyperlink w:anchor="_Toc241358659" w:history="1">
             <w:r>
               <w:rPr>
                 <w:rStyle w:val="Hyperlink"/>
@@ -1971,7 +1971,7 @@
               <w:rPr>
                 <w:noProof/>
               </w:rPr>
-              <w:instrText xml:space="preserve"> PAGEREF _Toc241272521 \h </w:instrText>
+              <w:instrText xml:space="preserve"> PAGEREF _Toc241358659 \h </w:instrText>
             </w:r>
             <w:r>
               <w:rPr>
@@ -2013,7 +2013,7 @@
               <w14:ligatures w14:val="standardContextual"/>
             </w:rPr>
           </w:pPr>
-          <w:hyperlink w:anchor="_Toc241272522" w:history="1">
+          <w:hyperlink w:anchor="_Toc241358660" w:history="1">
             <w:r>
               <w:rPr>
                 <w:rStyle w:val="Hyperlink"/>
@@ -2037,7 +2037,7 @@
               <w:rPr>
                 <w:noProof/>
               </w:rPr>
-              <w:instrText xml:space="preserve"> PAGEREF _Toc241272522 \h </w:instrText>
+              <w:instrText xml:space="preserve"> PAGEREF _Toc241358660 \h </w:instrText>
             </w:r>
             <w:r>
               <w:rPr>
@@ -2079,7 +2079,7 @@
               <w14:ligatures w14:val="standardContextual"/>
             </w:rPr>
           </w:pPr>
-          <w:hyperlink w:anchor="_Toc241272523" w:history="1">
+          <w:hyperlink w:anchor="_Toc241358661" w:history="1">
             <w:r>
               <w:rPr>
                 <w:rStyle w:val="Hyperlink"/>
@@ -2103,7 +2103,7 @@
               <w:rPr>
                 <w:noProof/>
               </w:rPr>
-              <w:instrText xml:space="preserve"> PAGEREF _Toc241272523 \h </w:instrText>
+              <w:instrText xml:space="preserve"> PAGEREF _Toc241358661 \h </w:instrText>
             </w:r>
             <w:r>
               <w:rPr>
@@ -2145,7 +2145,7 @@
               <w14:ligatures w14:val="standardContextual"/>
             </w:rPr>
           </w:pPr>
-          <w:hyperlink w:anchor="_Toc241272524" w:history="1">
+          <w:hyperlink w:anchor="_Toc241358662" w:history="1">
             <w:r>
               <w:rPr>
                 <w:rStyle w:val="Hyperlink"/>
@@ -2169,7 +2169,7 @@
               <w:rPr>
                 <w:noProof/>
               </w:rPr>
-              <w:instrText xml:space="preserve"> PAGEREF _Toc241272524 \h </w:instrText>
+              <w:instrText xml:space="preserve"> PAGEREF _Toc241358662 \h </w:instrText>
             </w:r>
             <w:r>
               <w:rPr>
@@ -2211,7 +2211,7 @@
               <w14:ligatures w14:val="standardContextual"/>
             </w:rPr>
           </w:pPr>
-          <w:hyperlink w:anchor="_Toc241272525" w:history="1">
+          <w:hyperlink w:anchor="_Toc241358663" w:history="1">
             <w:r>
               <w:rPr>
                 <w:rStyle w:val="Hyperlink"/>
@@ -2235,7 +2235,7 @@
               <w:rPr>
                 <w:noProof/>
               </w:rPr>
-              <w:instrText xml:space="preserve"> PAGEREF _Toc241272525 \h </w:instrText>
+              <w:instrText xml:space="preserve"> PAGEREF _Toc241358663 \h </w:instrText>
             </w:r>
             <w:r>
               <w:rPr>
@@ -2274,7 +2274,7 @@
         <w:pStyle w:val="Heading1"/>
         <w:pageBreakBefore/>
       </w:pPr>
-      <w:bookmarkStart w:id="0" w:name="_Toc241272494"/>
+      <w:bookmarkStart w:id="0" w:name="_Toc241358632"/>
       <w:r>
         <w:t>1. Introduction and use case</w:t>
       </w:r>
@@ -2385,7 +2385,7 @@
         <w:keepNext/>
         <w:keepLines/>
       </w:pPr>
-      <w:bookmarkStart w:id="1" w:name="_Toc241272495"/>
+      <w:bookmarkStart w:id="1" w:name="_Toc241358633"/>
       <w:r>
         <w:t>1.1 Requirements and how we meet them</w:t>
       </w:r>
@@ -3211,7 +3211,7 @@
         <w:keepLines/>
         <w:pageBreakBefore/>
       </w:pPr>
-      <w:bookmarkStart w:id="2" w:name="_Toc241272496"/>
+      <w:bookmarkStart w:id="2" w:name="_Toc241358634"/>
       <w:r>
         <w:t>1.2 Simulated clock</w:t>
       </w:r>
@@ -3563,7 +3563,7 @@
         <w:pStyle w:val="Heading1"/>
         <w:pageBreakBefore/>
       </w:pPr>
-      <w:bookmarkStart w:id="3" w:name="_Toc241272497"/>
+      <w:bookmarkStart w:id="3" w:name="_Toc241358635"/>
       <w:r>
         <w:t>2. Architecture decision: Lambda, not Kappa</w:t>
       </w:r>
@@ -4080,7 +4080,7 @@
         <w:keepNext/>
         <w:keepLines/>
       </w:pPr>
-      <w:bookmarkStart w:id="4" w:name="_Toc241272498"/>
+      <w:bookmarkStart w:id="4" w:name="_Toc241358636"/>
       <w:r>
         <w:t>2.1 Why we rejected Kappa</w:t>
       </w:r>
@@ -4160,7 +4160,7 @@
         <w:keepNext/>
         <w:keepLines/>
       </w:pPr>
-      <w:bookmarkStart w:id="5" w:name="_Toc241272499"/>
+      <w:bookmarkStart w:id="5" w:name="_Toc241358637"/>
       <w:r>
         <w:t>2.2 The price we pay (trade-offs)</w:t>
       </w:r>
@@ -4239,7 +4239,7 @@
         <w:pStyle w:val="Heading1"/>
         <w:pageBreakBefore/>
       </w:pPr>
-      <w:bookmarkStart w:id="6" w:name="_Toc241272500"/>
+      <w:bookmarkStart w:id="6" w:name="_Toc241358638"/>
       <w:r>
         <w:t>3. System architecture</w:t>
       </w:r>
@@ -4256,7 +4256,7 @@
           <w:noProof/>
         </w:rPr>
         <w:drawing>
-          <wp:inline distT="0" distB="0" distL="0" distR="0" wp14:anchorId="0FCEBFDA" wp14:editId="09A2D42F">
+          <wp:inline distT="0" distB="0" distL="0" distR="0" wp14:anchorId="340F618D" wp14:editId="4D1E2F25">
             <wp:extent cx="6096000" cy="3133725"/>
             <wp:effectExtent l="0" t="0" r="0" b="0"/>
             <wp:docPr id="1" name="Picture 1"/>
@@ -4444,7 +4444,7 @@
         <w:pStyle w:val="Heading1"/>
         <w:pageBreakBefore/>
       </w:pPr>
-      <w:bookmarkStart w:id="7" w:name="_Toc241272501"/>
+      <w:bookmarkStart w:id="7" w:name="_Toc241358639"/>
       <w:r>
         <w:t>4. Technology stack and justification</w:t>
       </w:r>
@@ -5275,7 +5275,7 @@
         <w:pStyle w:val="Heading1"/>
         <w:pageBreakBefore/>
       </w:pPr>
-      <w:bookmarkStart w:id="8" w:name="_Toc241272502"/>
+      <w:bookmarkStart w:id="8" w:name="_Toc241358640"/>
       <w:r>
         <w:t>5. Data sources and ingestion</w:t>
       </w:r>
@@ -5287,7 +5287,7 @@
         <w:keepNext/>
         <w:keepLines/>
       </w:pPr>
-      <w:bookmarkStart w:id="9" w:name="_Toc241272503"/>
+      <w:bookmarkStart w:id="9" w:name="_Toc241358641"/>
       <w:r>
         <w:t>5.1 Streaming source: smart meters</w:t>
       </w:r>
@@ -5461,7 +5461,7 @@
         <w:keepNext/>
         <w:keepLines/>
       </w:pPr>
-      <w:bookmarkStart w:id="10" w:name="_Toc241272504"/>
+      <w:bookmarkStart w:id="10" w:name="_Toc241358642"/>
       <w:r>
         <w:t>5.2 Daily-batch source: tariff file</w:t>
       </w:r>
@@ -5804,7 +5804,7 @@
         <w:keepNext/>
         <w:keepLines/>
       </w:pPr>
-      <w:bookmarkStart w:id="11" w:name="_Toc241272505"/>
+      <w:bookmarkStart w:id="11" w:name="_Toc241358643"/>
       <w:r>
         <w:t>5.3 Ingestion</w:t>
       </w:r>
@@ -5855,7 +5855,7 @@
         <w:pStyle w:val="Heading1"/>
         <w:pageBreakBefore/>
       </w:pPr>
-      <w:bookmarkStart w:id="12" w:name="_Toc241272506"/>
+      <w:bookmarkStart w:id="12" w:name="_Toc241358644"/>
       <w:r>
         <w:t>6. Processing</w:t>
       </w:r>
@@ -5867,7 +5867,7 @@
         <w:keepNext/>
         <w:keepLines/>
       </w:pPr>
-      <w:bookmarkStart w:id="13" w:name="_Toc241272507"/>
+      <w:bookmarkStart w:id="13" w:name="_Toc241358645"/>
       <w:r>
         <w:t>6.1 Speed layer: Spark Structured Streaming</w:t>
       </w:r>
@@ -6475,7 +6475,7 @@
         <w:keepNext/>
         <w:keepLines/>
       </w:pPr>
-      <w:bookmarkStart w:id="14" w:name="_Toc241272508"/>
+      <w:bookmarkStart w:id="14" w:name="_Toc241358646"/>
       <w:r>
         <w:t>6.2 Batch layer: Apache Airflow</w:t>
       </w:r>
@@ -6665,7 +6665,7 @@
         <w:keepNext/>
         <w:keepLines/>
       </w:pPr>
-      <w:bookmarkStart w:id="15" w:name="_Toc241272509"/>
+      <w:bookmarkStart w:id="15" w:name="_Toc241358647"/>
       <w:r>
         <w:t>6.3 Why the batch layer joins usage with tariffs</w:t>
       </w:r>
@@ -6824,7 +6824,7 @@
         <w:pStyle w:val="Heading1"/>
         <w:pageBreakBefore/>
       </w:pPr>
-      <w:bookmarkStart w:id="16" w:name="_Toc241272510"/>
+      <w:bookmarkStart w:id="16" w:name="_Toc241358648"/>
       <w:r>
         <w:t>7. Storage and serving</w:t>
       </w:r>
@@ -6836,7 +6836,7 @@
         <w:keepNext/>
         <w:keepLines/>
       </w:pPr>
-      <w:bookmarkStart w:id="17" w:name="_Toc241272511"/>
+      <w:bookmarkStart w:id="17" w:name="_Toc241358649"/>
       <w:r>
         <w:t>7.1 Storage</w:t>
       </w:r>
@@ -7832,7 +7832,7 @@
         <w:keepNext/>
         <w:keepLines/>
       </w:pPr>
-      <w:bookmarkStart w:id="18" w:name="_Toc241272512"/>
+      <w:bookmarkStart w:id="18" w:name="_Toc241358650"/>
       <w:r>
         <w:t>7.2 Serving</w:t>
       </w:r>
@@ -8316,7 +8316,7 @@
         <w:pStyle w:val="Heading1"/>
         <w:pageBreakBefore/>
       </w:pPr>
-      <w:bookmarkStart w:id="19" w:name="_Toc241272513"/>
+      <w:bookmarkStart w:id="19" w:name="_Toc241358651"/>
       <w:r>
         <w:t>8. Observability design</w:t>
       </w:r>
@@ -8890,7 +8890,7 @@
         <w:keepNext/>
         <w:keepLines/>
       </w:pPr>
-      <w:bookmarkStart w:id="20" w:name="_Toc241272514"/>
+      <w:bookmarkStart w:id="20" w:name="_Toc241358652"/>
       <w:r>
         <w:t>8.1 Alert rules</w:t>
       </w:r>
@@ -9369,7 +9369,7 @@
         <w:pStyle w:val="Heading1"/>
         <w:pageBreakBefore/>
       </w:pPr>
-      <w:bookmarkStart w:id="21" w:name="_Toc241272515"/>
+      <w:bookmarkStart w:id="21" w:name="_Toc241358653"/>
       <w:r>
         <w:t>9. Results</w:t>
       </w:r>
@@ -9389,7 +9389,7 @@
         <w:keepNext/>
         <w:keepLines/>
       </w:pPr>
-      <w:bookmarkStart w:id="22" w:name="_Toc241272516"/>
+      <w:bookmarkStart w:id="22" w:name="_Toc241358654"/>
       <w:r>
         <w:t>9.1 Live dashboard</w:t>
       </w:r>
@@ -9406,10 +9406,10 @@
           <w:noProof/>
         </w:rPr>
         <w:drawing>
-          <wp:inline distT="0" distB="0" distL="0" distR="0" wp14:anchorId="46B2B536" wp14:editId="50DEC3EA">
+          <wp:inline distT="0" distB="0" distL="0" distR="0" wp14:anchorId="1A037EE0" wp14:editId="13272873">
             <wp:extent cx="6096000" cy="2924175"/>
             <wp:effectExtent l="0" t="0" r="0" b="0"/>
-            <wp:docPr id="1397979803" name="Picture 1397979803"/>
+            <wp:docPr id="1700291807" name="Picture 1700291807"/>
             <wp:cNvGraphicFramePr>
               <a:graphicFrameLocks xmlns:a="http://schemas.openxmlformats.org/drawingml/2006/main" noChangeAspect="1"/>
             </wp:cNvGraphicFramePr>
@@ -10091,7 +10091,7 @@
         <w:keepNext/>
         <w:keepLines/>
       </w:pPr>
-      <w:bookmarkStart w:id="23" w:name="_Toc241272517"/>
+      <w:bookmarkStart w:id="23" w:name="_Toc241358655"/>
       <w:r>
         <w:t>9.2 Daily billing report</w:t>
       </w:r>
@@ -10108,10 +10108,10 @@
           <w:noProof/>
         </w:rPr>
         <w:drawing>
-          <wp:inline distT="0" distB="0" distL="0" distR="0" wp14:anchorId="0D0EC60C" wp14:editId="0AD06C44">
+          <wp:inline distT="0" distB="0" distL="0" distR="0" wp14:anchorId="60478BC8" wp14:editId="33CA66DA">
             <wp:extent cx="6096000" cy="2466975"/>
             <wp:effectExtent l="0" t="0" r="0" b="0"/>
-            <wp:docPr id="839136268" name="Picture 839136268"/>
+            <wp:docPr id="557321526" name="Picture 557321526"/>
             <wp:cNvGraphicFramePr>
               <a:graphicFrameLocks xmlns:a="http://schemas.openxmlformats.org/drawingml/2006/main" noChangeAspect="1"/>
             </wp:cNvGraphicFramePr>
@@ -13546,7 +13546,7 @@
         <w:keepNext/>
         <w:keepLines/>
       </w:pPr>
-      <w:bookmarkStart w:id="24" w:name="_Toc241272518"/>
+      <w:bookmarkStart w:id="24" w:name="_Toc241358656"/>
       <w:r>
         <w:t>9.3 Pipeline health</w:t>
       </w:r>
@@ -13563,10 +13563,10 @@
           <w:noProof/>
         </w:rPr>
         <w:drawing>
-          <wp:inline distT="0" distB="0" distL="0" distR="0" wp14:anchorId="78D61F20" wp14:editId="49751831">
+          <wp:inline distT="0" distB="0" distL="0" distR="0" wp14:anchorId="76D881F3" wp14:editId="6AFE2F6D">
             <wp:extent cx="6096000" cy="1743075"/>
             <wp:effectExtent l="0" t="0" r="0" b="0"/>
-            <wp:docPr id="1780021196" name="Picture 1780021196"/>
+            <wp:docPr id="1844655135" name="Picture 1844655135"/>
             <wp:cNvGraphicFramePr>
               <a:graphicFrameLocks xmlns:a="http://schemas.openxmlformats.org/drawingml/2006/main" noChangeAspect="1"/>
             </wp:cNvGraphicFramePr>
@@ -14137,7 +14137,7 @@
         <w:keepNext/>
         <w:keepLines/>
       </w:pPr>
-      <w:bookmarkStart w:id="25" w:name="_Toc241272519"/>
+      <w:bookmarkStart w:id="25" w:name="_Toc241358657"/>
       <w:r>
         <w:t>9.4 Failure and recovery tests</w:t>
       </w:r>
@@ -14490,7 +14490,7 @@
         <w:keepNext/>
         <w:keepLines/>
       </w:pPr>
-      <w:bookmarkStart w:id="26" w:name="_Toc241272520"/>
+      <w:bookmarkStart w:id="26" w:name="_Toc241358658"/>
       <w:r>
         <w:t>9.5 Automated tests</w:t>
       </w:r>
@@ -14526,7 +14526,7 @@
         <w:pStyle w:val="Heading1"/>
         <w:pageBreakBefore/>
       </w:pPr>
-      <w:bookmarkStart w:id="27" w:name="_Toc241272521"/>
+      <w:bookmarkStart w:id="27" w:name="_Toc241358659"/>
       <w:r>
         <w:t>10. Limitations, trade-offs and production changes</w:t>
       </w:r>
@@ -15171,7 +15171,7 @@
         <w:keepNext/>
         <w:keepLines/>
       </w:pPr>
-      <w:bookmarkStart w:id="28" w:name="_Toc241272522"/>
+      <w:bookmarkStart w:id="28" w:name="_Toc241358660"/>
       <w:r>
         <w:t>10.1 Assumptions and simplifications</w:t>
       </w:r>
@@ -15234,7 +15234,7 @@
         <w:pStyle w:val="Heading1"/>
         <w:pageBreakBefore/>
       </w:pPr>
-      <w:bookmarkStart w:id="29" w:name="_Toc241272523"/>
+      <w:bookmarkStart w:id="29" w:name="_Toc241358661"/>
       <w:r>
         <w:t>11. Individual contributions</w:t>
       </w:r>
@@ -15635,7 +15635,7 @@
         <w:pStyle w:val="Heading1"/>
         <w:pageBreakBefore/>
       </w:pPr>
-      <w:bookmarkStart w:id="30" w:name="_Toc241272524"/>
+      <w:bookmarkStart w:id="30" w:name="_Toc241358662"/>
       <w:r>
         <w:t>Appendix A — Detailed architecture</w:t>
       </w:r>
@@ -15652,10 +15652,10 @@
           <w:noProof/>
         </w:rPr>
         <w:drawing>
-          <wp:inline distT="0" distB="0" distL="0" distR="0" wp14:anchorId="2C2DFC86" wp14:editId="7B3D69A8">
+          <wp:inline distT="0" distB="0" distL="0" distR="0" wp14:anchorId="346E5505" wp14:editId="07C0745D">
             <wp:extent cx="6096000" cy="4095750"/>
             <wp:effectExtent l="0" t="0" r="0" b="0"/>
-            <wp:docPr id="1781649523" name="Picture 1781649523"/>
+            <wp:docPr id="1571404904" name="Picture 1571404904"/>
             <wp:cNvGraphicFramePr>
               <a:graphicFrameLocks xmlns:a="http://schemas.openxmlformats.org/drawingml/2006/main" noChangeAspect="1"/>
             </wp:cNvGraphicFramePr>
@@ -15711,7 +15711,7 @@
       <w:pPr>
         <w:pStyle w:val="Heading1"/>
       </w:pPr>
-      <w:bookmarkStart w:id="31" w:name="_Toc241272525"/>
+      <w:bookmarkStart w:id="31" w:name="_Toc241358663"/>
       <w:r>
         <w:t>Appendix B — How to run the project</w:t>
       </w:r>
@@ -16325,64 +16325,64 @@
 <file path=word/numbering.xml><?xml version="1.0" encoding="utf-8"?>
 <w:numbering xmlns:wpc="http://schemas.microsoft.com/office/word/2010/wordprocessingCanvas" xmlns:cx="http://schemas.microsoft.com/office/drawing/2014/chartex" xmlns:cx1="http://schemas.microsoft.com/office/drawing/2015/9/8/chartex" xmlns:cx2="http://schemas.microsoft.com/office/drawing/2015/10/21/chartex" xmlns:cx3="http://schemas.microsoft.com/office/drawing/2016/5/9/chartex" xmlns:cx4="http://schemas.microsoft.com/office/drawing/2016/5/10/chartex" xmlns:cx5="http://schemas.microsoft.com/office/drawing/2016/5/11/chartex" xmlns:cx6="http://schemas.microsoft.com/office/drawing/2016/5/12/chartex" xmlns:cx7="http://schemas.microsoft.com/office/drawing/2016/5/13/chartex" xmlns:cx8="http://schemas.microsoft.com/office/drawing/2016/5/14/chartex" xmlns:mc="http://schemas.openxmlformats.org/markup-compatibility/2006" xmlns:aink="http://schemas.microsoft.com/office/drawing/2016/ink" xmlns:am3d="http://schemas.microsoft.com/office/drawing/2017/model3d" xmlns:o="urn:schemas-microsoft-com:office:office" xmlns:oel="http://schemas.microsoft.com/office/2019/extlst" xmlns:r="http://schemas.openxmlformats.org/officeDocument/2006/relationships" xmlns:m="http://schemas.openxmlformats.org/officeDocument/2006/math" xmlns:v="urn:schemas-microsoft-com:vml" xmlns:wp14="http://schemas.microsoft.com/office/word/2010/wordprocessingDrawing" xmlns:wp="http://schemas.openxmlformats.org/drawingml/2006/wordprocessingDrawing" xmlns:w10="urn:schemas-microsoft-com:office:word" xmlns:w="http://schemas.openxmlformats.org/wordprocessingml/2006/main" xmlns:w14="http://schemas.microsoft.com/office/word/2010/wordml" xmlns:w15="http://schemas.microsoft.com/office/word/2012/wordml" xmlns:w16cex="http://schemas.microsoft.com/office/word/2018/wordml/cex" xmlns:w16cid="http://schemas.microsoft.com/office/word/2016/wordml/cid" xmlns:w16="http://schemas.microsoft.com/office/word/2018/wordml" xmlns:w16du="http://schemas.microsoft.com/office/word/2023/wordml/word16du" xmlns:w16sdtdh="http://schemas.microsoft.com/office/word/2020/wordml/sdtdatahash" xmlns:w16sdtfl="http://schemas.microsoft.com/office/word/2024/wordml/sdtformatlock" xmlns:w16se="http://schemas.microsoft.com/office/word/2015/wordml/symex" xmlns:wpg="http://schemas.microsoft.com/office/word/2010/wordprocessingGroup" xmlns:wpi="http://schemas.microsoft.com/office/word/2010/wordprocessingInk" xmlns:wne="http://schemas.microsoft.com/office/word/2006/wordml" xmlns:wps="http://schemas.microsoft.com/office/word/2010/wordprocessingShape" mc:Ignorable="w14 w15 w16se w16cid w16 w16cex w16sdtdh w16sdtfl w16du wp14">
   <w:abstractNum w:abstractNumId="0" w15:restartNumberingAfterBreak="0">
-    <w:nsid w:val="1E641DB3"/>
+    <w:nsid w:val="4223083F"/>
     <w:multiLevelType w:val="hybridMultilevel"/>
-    <w:tmpl w:val="1382B60A"/>
-    <w:lvl w:ilvl="0" w:tplc="2708E2EE">
+    <w:tmpl w:val="2E5C07FE"/>
+    <w:lvl w:ilvl="0" w:tplc="D7580716">
       <w:start w:val="1"/>
-      <w:numFmt w:val="decimal"/>
-      <w:lvlText w:val="%1."/>
+      <w:numFmt w:val="bullet"/>
+      <w:lvlText w:val="•"/>
       <w:lvlJc w:val="left"/>
       <w:pPr>
         <w:ind w:left="720" w:hanging="360"/>
       </w:pPr>
     </w:lvl>
-    <w:lvl w:ilvl="1" w:tplc="52D05B72">
+    <w:lvl w:ilvl="1" w:tplc="55064212">
       <w:numFmt w:val="decimal"/>
       <w:lvlText w:val=""/>
       <w:lvlJc w:val="left"/>
     </w:lvl>
-    <w:lvl w:ilvl="2" w:tplc="BFCEF646">
+    <w:lvl w:ilvl="2" w:tplc="FBAE014E">
       <w:numFmt w:val="decimal"/>
       <w:lvlText w:val=""/>
       <w:lvlJc w:val="left"/>
     </w:lvl>
-    <w:lvl w:ilvl="3" w:tplc="7A5CBF8E">
+    <w:lvl w:ilvl="3" w:tplc="8D8CDC7A">
       <w:numFmt w:val="decimal"/>
       <w:lvlText w:val=""/>
       <w:lvlJc w:val="left"/>
     </w:lvl>
-    <w:lvl w:ilvl="4" w:tplc="5C00E8BC">
+    <w:lvl w:ilvl="4" w:tplc="C9F0A4F0">
       <w:numFmt w:val="decimal"/>
       <w:lvlText w:val=""/>
       <w:lvlJc w:val="left"/>
     </w:lvl>
-    <w:lvl w:ilvl="5" w:tplc="207236FA">
+    <w:lvl w:ilvl="5" w:tplc="3F26E1F0">
       <w:numFmt w:val="decimal"/>
       <w:lvlText w:val=""/>
       <w:lvlJc w:val="left"/>
     </w:lvl>
-    <w:lvl w:ilvl="6" w:tplc="715C4E74">
+    <w:lvl w:ilvl="6" w:tplc="58623614">
       <w:numFmt w:val="decimal"/>
       <w:lvlText w:val=""/>
       <w:lvlJc w:val="left"/>
     </w:lvl>
-    <w:lvl w:ilvl="7" w:tplc="09B006D8">
+    <w:lvl w:ilvl="7" w:tplc="0EBA6A76">
       <w:numFmt w:val="decimal"/>
       <w:lvlText w:val=""/>
       <w:lvlJc w:val="left"/>
     </w:lvl>
-    <w:lvl w:ilvl="8" w:tplc="C8C6C8BE">
+    <w:lvl w:ilvl="8" w:tplc="9DA8D07C">
       <w:numFmt w:val="decimal"/>
       <w:lvlText w:val=""/>
       <w:lvlJc w:val="left"/>
     </w:lvl>
   </w:abstractNum>
   <w:abstractNum w:abstractNumId="1" w15:restartNumberingAfterBreak="0">
-    <w:nsid w:val="2F592A3A"/>
+    <w:nsid w:val="488F56EE"/>
     <w:multiLevelType w:val="hybridMultilevel"/>
-    <w:tmpl w:val="42264272"/>
-    <w:lvl w:ilvl="0" w:tplc="A02C2D54">
+    <w:tmpl w:val="D58C0988"/>
+    <w:lvl w:ilvl="0" w:tplc="F16AFE88">
       <w:start w:val="1"/>
       <w:numFmt w:val="bullet"/>
       <w:lvlText w:val="●"/>
@@ -16391,7 +16391,7 @@
         <w:ind w:left="720" w:hanging="360"/>
       </w:pPr>
     </w:lvl>
-    <w:lvl w:ilvl="1" w:tplc="38125E9C">
+    <w:lvl w:ilvl="1" w:tplc="44FE5132">
       <w:start w:val="1"/>
       <w:numFmt w:val="bullet"/>
       <w:lvlText w:val="○"/>
@@ -16400,7 +16400,7 @@
         <w:ind w:left="1440" w:hanging="360"/>
       </w:pPr>
     </w:lvl>
-    <w:lvl w:ilvl="2" w:tplc="DA847526">
+    <w:lvl w:ilvl="2" w:tplc="77A6AC34">
       <w:start w:val="1"/>
       <w:numFmt w:val="bullet"/>
       <w:lvlText w:val="■"/>
@@ -16409,7 +16409,7 @@
         <w:ind w:left="2160" w:hanging="360"/>
       </w:pPr>
     </w:lvl>
-    <w:lvl w:ilvl="3" w:tplc="C486EFEA">
+    <w:lvl w:ilvl="3" w:tplc="E5B6F920">
       <w:start w:val="1"/>
       <w:numFmt w:val="bullet"/>
       <w:lvlText w:val="●"/>
@@ -16418,7 +16418,7 @@
         <w:ind w:left="2880" w:hanging="360"/>
       </w:pPr>
     </w:lvl>
-    <w:lvl w:ilvl="4" w:tplc="A5C88F94">
+    <w:lvl w:ilvl="4" w:tplc="ECCA9286">
       <w:start w:val="1"/>
       <w:numFmt w:val="bullet"/>
       <w:lvlText w:val="○"/>
@@ -16427,7 +16427,7 @@
         <w:ind w:left="3600" w:hanging="360"/>
       </w:pPr>
     </w:lvl>
-    <w:lvl w:ilvl="5" w:tplc="A3D6EEE0">
+    <w:lvl w:ilvl="5" w:tplc="93FCBA3E">
       <w:start w:val="1"/>
       <w:numFmt w:val="bullet"/>
       <w:lvlText w:val="■"/>
@@ -16436,7 +16436,7 @@
         <w:ind w:left="4320" w:hanging="360"/>
       </w:pPr>
     </w:lvl>
-    <w:lvl w:ilvl="6" w:tplc="87425942">
+    <w:lvl w:ilvl="6" w:tplc="4FA261E8">
       <w:start w:val="1"/>
       <w:numFmt w:val="bullet"/>
       <w:lvlText w:val="●"/>
@@ -16445,7 +16445,7 @@
         <w:ind w:left="5040" w:hanging="360"/>
       </w:pPr>
     </w:lvl>
-    <w:lvl w:ilvl="7" w:tplc="D01A1F32">
+    <w:lvl w:ilvl="7" w:tplc="5944F262">
       <w:start w:val="1"/>
       <w:numFmt w:val="bullet"/>
       <w:lvlText w:val="●"/>
@@ -16454,7 +16454,7 @@
         <w:ind w:left="5760" w:hanging="360"/>
       </w:pPr>
     </w:lvl>
-    <w:lvl w:ilvl="8" w:tplc="1DA81970">
+    <w:lvl w:ilvl="8" w:tplc="55724D32">
       <w:start w:val="1"/>
       <w:numFmt w:val="bullet"/>
       <w:lvlText w:val="●"/>
@@ -16465,10 +16465,10 @@
     </w:lvl>
   </w:abstractNum>
   <w:abstractNum w:abstractNumId="2" w15:restartNumberingAfterBreak="0">
-    <w:nsid w:val="3EB90560"/>
+    <w:nsid w:val="5F0C0718"/>
     <w:multiLevelType w:val="hybridMultilevel"/>
-    <w:tmpl w:val="B5B6BCEE"/>
-    <w:lvl w:ilvl="0" w:tplc="69F2FFCA">
+    <w:tmpl w:val="AC3AAC5A"/>
+    <w:lvl w:ilvl="0" w:tplc="754421AE">
       <w:start w:val="1"/>
       <w:numFmt w:val="decimal"/>
       <w:lvlText w:val="%1."/>
@@ -16477,52 +16477,52 @@
         <w:ind w:left="720" w:hanging="360"/>
       </w:pPr>
     </w:lvl>
-    <w:lvl w:ilvl="1" w:tplc="817E49C4">
+    <w:lvl w:ilvl="1" w:tplc="9966830A">
       <w:numFmt w:val="decimal"/>
       <w:lvlText w:val=""/>
       <w:lvlJc w:val="left"/>
     </w:lvl>
-    <w:lvl w:ilvl="2" w:tplc="607CDAA0">
+    <w:lvl w:ilvl="2" w:tplc="A596FCB0">
       <w:numFmt w:val="decimal"/>
       <w:lvlText w:val=""/>
       <w:lvlJc w:val="left"/>
     </w:lvl>
-    <w:lvl w:ilvl="3" w:tplc="EC9A82D2">
+    <w:lvl w:ilvl="3" w:tplc="9A647E92">
       <w:numFmt w:val="decimal"/>
       <w:lvlText w:val=""/>
       <w:lvlJc w:val="left"/>
     </w:lvl>
-    <w:lvl w:ilvl="4" w:tplc="169EF0FE">
+    <w:lvl w:ilvl="4" w:tplc="33A25AE2">
       <w:numFmt w:val="decimal"/>
       <w:lvlText w:val=""/>
       <w:lvlJc w:val="left"/>
     </w:lvl>
-    <w:lvl w:ilvl="5" w:tplc="ED465F64">
+    <w:lvl w:ilvl="5" w:tplc="02AAAB48">
       <w:numFmt w:val="decimal"/>
       <w:lvlText w:val=""/>
       <w:lvlJc w:val="left"/>
     </w:lvl>
-    <w:lvl w:ilvl="6" w:tplc="0CA20A2A">
+    <w:lvl w:ilvl="6" w:tplc="6EEA7D40">
       <w:numFmt w:val="decimal"/>
       <w:lvlText w:val=""/>
       <w:lvlJc w:val="left"/>
     </w:lvl>
-    <w:lvl w:ilvl="7" w:tplc="58C27982">
+    <w:lvl w:ilvl="7" w:tplc="8A14C548">
       <w:numFmt w:val="decimal"/>
       <w:lvlText w:val=""/>
       <w:lvlJc w:val="left"/>
     </w:lvl>
-    <w:lvl w:ilvl="8" w:tplc="D8828B9C">
+    <w:lvl w:ilvl="8" w:tplc="D62E1E92">
       <w:numFmt w:val="decimal"/>
       <w:lvlText w:val=""/>
       <w:lvlJc w:val="left"/>
     </w:lvl>
   </w:abstractNum>
   <w:abstractNum w:abstractNumId="3" w15:restartNumberingAfterBreak="0">
-    <w:nsid w:val="4A7B0F1C"/>
+    <w:nsid w:val="62617B74"/>
     <w:multiLevelType w:val="hybridMultilevel"/>
-    <w:tmpl w:val="B894878A"/>
-    <w:lvl w:ilvl="0" w:tplc="6302C7E8">
+    <w:tmpl w:val="C01C9CDC"/>
+    <w:lvl w:ilvl="0" w:tplc="22F442D0">
       <w:start w:val="1"/>
       <w:numFmt w:val="decimal"/>
       <w:lvlText w:val="%1."/>
@@ -16531,106 +16531,52 @@
         <w:ind w:left="720" w:hanging="360"/>
       </w:pPr>
     </w:lvl>
-    <w:lvl w:ilvl="1" w:tplc="8EC81A42">
+    <w:lvl w:ilvl="1" w:tplc="996C6658">
       <w:numFmt w:val="decimal"/>
       <w:lvlText w:val=""/>
       <w:lvlJc w:val="left"/>
     </w:lvl>
-    <w:lvl w:ilvl="2" w:tplc="A60A628E">
+    <w:lvl w:ilvl="2" w:tplc="C5C803FE">
       <w:numFmt w:val="decimal"/>
       <w:lvlText w:val=""/>
       <w:lvlJc w:val="left"/>
     </w:lvl>
-    <w:lvl w:ilvl="3" w:tplc="6DCA3C70">
+    <w:lvl w:ilvl="3" w:tplc="851A9C92">
       <w:numFmt w:val="decimal"/>
       <w:lvlText w:val=""/>
       <w:lvlJc w:val="left"/>
     </w:lvl>
-    <w:lvl w:ilvl="4" w:tplc="E9109C56">
+    <w:lvl w:ilvl="4" w:tplc="20D606AA">
       <w:numFmt w:val="decimal"/>
       <w:lvlText w:val=""/>
       <w:lvlJc w:val="left"/>
     </w:lvl>
-    <w:lvl w:ilvl="5" w:tplc="0E2E3A96">
+    <w:lvl w:ilvl="5" w:tplc="1BD2A700">
       <w:numFmt w:val="decimal"/>
       <w:lvlText w:val=""/>
       <w:lvlJc w:val="left"/>
     </w:lvl>
-    <w:lvl w:ilvl="6" w:tplc="1DC8C85A">
+    <w:lvl w:ilvl="6" w:tplc="45704F70">
       <w:numFmt w:val="decimal"/>
       <w:lvlText w:val=""/>
       <w:lvlJc w:val="left"/>
     </w:lvl>
-    <w:lvl w:ilvl="7" w:tplc="C7E433B0">
+    <w:lvl w:ilvl="7" w:tplc="D6168BD8">
       <w:numFmt w:val="decimal"/>
       <w:lvlText w:val=""/>
       <w:lvlJc w:val="left"/>
     </w:lvl>
-    <w:lvl w:ilvl="8" w:tplc="443040DE">
+    <w:lvl w:ilvl="8" w:tplc="5B449292">
       <w:numFmt w:val="decimal"/>
       <w:lvlText w:val=""/>
       <w:lvlJc w:val="left"/>
     </w:lvl>
   </w:abstractNum>
   <w:abstractNum w:abstractNumId="4" w15:restartNumberingAfterBreak="0">
-    <w:nsid w:val="65AC3F82"/>
+    <w:nsid w:val="66772A24"/>
     <w:multiLevelType w:val="hybridMultilevel"/>
-    <w:tmpl w:val="29F2AA66"/>
-    <w:lvl w:ilvl="0" w:tplc="9FEA5EAE">
-      <w:start w:val="1"/>
-      <w:numFmt w:val="bullet"/>
-      <w:lvlText w:val="•"/>
-      <w:lvlJc w:val="left"/>
-      <w:pPr>
-        <w:ind w:left="720" w:hanging="360"/>
-      </w:pPr>
-    </w:lvl>
-    <w:lvl w:ilvl="1" w:tplc="94C275C4">
-      <w:numFmt w:val="decimal"/>
-      <w:lvlText w:val=""/>
-      <w:lvlJc w:val="left"/>
-    </w:lvl>
-    <w:lvl w:ilvl="2" w:tplc="4A2AA80A">
-      <w:numFmt w:val="decimal"/>
-      <w:lvlText w:val=""/>
-      <w:lvlJc w:val="left"/>
-    </w:lvl>
-    <w:lvl w:ilvl="3" w:tplc="FA063D6E">
-      <w:numFmt w:val="decimal"/>
-      <w:lvlText w:val=""/>
-      <w:lvlJc w:val="left"/>
-    </w:lvl>
-    <w:lvl w:ilvl="4" w:tplc="240E9604">
-      <w:numFmt w:val="decimal"/>
-      <w:lvlText w:val=""/>
-      <w:lvlJc w:val="left"/>
-    </w:lvl>
-    <w:lvl w:ilvl="5" w:tplc="86B8BA2C">
-      <w:numFmt w:val="decimal"/>
-      <w:lvlText w:val=""/>
-      <w:lvlJc w:val="left"/>
-    </w:lvl>
-    <w:lvl w:ilvl="6" w:tplc="AC3E6308">
-      <w:numFmt w:val="decimal"/>
-      <w:lvlText w:val=""/>
-      <w:lvlJc w:val="left"/>
-    </w:lvl>
-    <w:lvl w:ilvl="7" w:tplc="B114C114">
-      <w:numFmt w:val="decimal"/>
-      <w:lvlText w:val=""/>
-      <w:lvlJc w:val="left"/>
-    </w:lvl>
-    <w:lvl w:ilvl="8" w:tplc="A2D0A448">
-      <w:numFmt w:val="decimal"/>
-      <w:lvlText w:val=""/>
-      <w:lvlJc w:val="left"/>
-    </w:lvl>
-  </w:abstractNum>
-  <w:abstractNum w:abstractNumId="5" w15:restartNumberingAfterBreak="0">
-    <w:nsid w:val="6BF02A7E"/>
-    <w:multiLevelType w:val="hybridMultilevel"/>
-    <w:tmpl w:val="E26E56B6"/>
-    <w:lvl w:ilvl="0" w:tplc="EC68F104">
+    <w:tmpl w:val="C62E748E"/>
+    <w:lvl w:ilvl="0" w:tplc="D0EA183E">
       <w:start w:val="1"/>
       <w:numFmt w:val="decimal"/>
       <w:lvlText w:val="%1."/>
@@ -16639,73 +16585,127 @@
         <w:ind w:left="720" w:hanging="360"/>
       </w:pPr>
     </w:lvl>
-    <w:lvl w:ilvl="1" w:tplc="CC16EB9C">
+    <w:lvl w:ilvl="1" w:tplc="69069996">
       <w:numFmt w:val="decimal"/>
       <w:lvlText w:val=""/>
       <w:lvlJc w:val="left"/>
     </w:lvl>
-    <w:lvl w:ilvl="2" w:tplc="471C5660">
+    <w:lvl w:ilvl="2" w:tplc="8F44A8DA">
       <w:numFmt w:val="decimal"/>
       <w:lvlText w:val=""/>
       <w:lvlJc w:val="left"/>
     </w:lvl>
-    <w:lvl w:ilvl="3" w:tplc="2C40E02E">
+    <w:lvl w:ilvl="3" w:tplc="4EDA5A68">
       <w:numFmt w:val="decimal"/>
       <w:lvlText w:val=""/>
       <w:lvlJc w:val="left"/>
     </w:lvl>
-    <w:lvl w:ilvl="4" w:tplc="C668F78E">
+    <w:lvl w:ilvl="4" w:tplc="C970406A">
       <w:numFmt w:val="decimal"/>
       <w:lvlText w:val=""/>
       <w:lvlJc w:val="left"/>
     </w:lvl>
-    <w:lvl w:ilvl="5" w:tplc="A1C47196">
+    <w:lvl w:ilvl="5" w:tplc="6D943012">
       <w:numFmt w:val="decimal"/>
       <w:lvlText w:val=""/>
       <w:lvlJc w:val="left"/>
     </w:lvl>
-    <w:lvl w:ilvl="6" w:tplc="E0BAC8CC">
+    <w:lvl w:ilvl="6" w:tplc="934A09EC">
       <w:numFmt w:val="decimal"/>
       <w:lvlText w:val=""/>
       <w:lvlJc w:val="left"/>
     </w:lvl>
-    <w:lvl w:ilvl="7" w:tplc="C20E3708">
+    <w:lvl w:ilvl="7" w:tplc="EC9C9D26">
       <w:numFmt w:val="decimal"/>
       <w:lvlText w:val=""/>
       <w:lvlJc w:val="left"/>
     </w:lvl>
-    <w:lvl w:ilvl="8" w:tplc="8000F860">
+    <w:lvl w:ilvl="8" w:tplc="2FDC5204">
       <w:numFmt w:val="decimal"/>
       <w:lvlText w:val=""/>
       <w:lvlJc w:val="left"/>
     </w:lvl>
   </w:abstractNum>
-  <w:num w:numId="1" w16cid:durableId="1028602461">
+  <w:abstractNum w:abstractNumId="5" w15:restartNumberingAfterBreak="0">
+    <w:nsid w:val="78E24230"/>
+    <w:multiLevelType w:val="hybridMultilevel"/>
+    <w:tmpl w:val="F2985CF2"/>
+    <w:lvl w:ilvl="0" w:tplc="08365326">
+      <w:start w:val="1"/>
+      <w:numFmt w:val="decimal"/>
+      <w:lvlText w:val="%1."/>
+      <w:lvlJc w:val="left"/>
+      <w:pPr>
+        <w:ind w:left="720" w:hanging="360"/>
+      </w:pPr>
+    </w:lvl>
+    <w:lvl w:ilvl="1" w:tplc="7046C15C">
+      <w:numFmt w:val="decimal"/>
+      <w:lvlText w:val=""/>
+      <w:lvlJc w:val="left"/>
+    </w:lvl>
+    <w:lvl w:ilvl="2" w:tplc="76784A0E">
+      <w:numFmt w:val="decimal"/>
+      <w:lvlText w:val=""/>
+      <w:lvlJc w:val="left"/>
+    </w:lvl>
+    <w:lvl w:ilvl="3" w:tplc="51187BE0">
+      <w:numFmt w:val="decimal"/>
+      <w:lvlText w:val=""/>
+      <w:lvlJc w:val="left"/>
+    </w:lvl>
+    <w:lvl w:ilvl="4" w:tplc="E63E849C">
+      <w:numFmt w:val="decimal"/>
+      <w:lvlText w:val=""/>
+      <w:lvlJc w:val="left"/>
+    </w:lvl>
+    <w:lvl w:ilvl="5" w:tplc="CD7CCAE4">
+      <w:numFmt w:val="decimal"/>
+      <w:lvlText w:val=""/>
+      <w:lvlJc w:val="left"/>
+    </w:lvl>
+    <w:lvl w:ilvl="6" w:tplc="00E6B586">
+      <w:numFmt w:val="decimal"/>
+      <w:lvlText w:val=""/>
+      <w:lvlJc w:val="left"/>
+    </w:lvl>
+    <w:lvl w:ilvl="7" w:tplc="5F7A29E8">
+      <w:numFmt w:val="decimal"/>
+      <w:lvlText w:val=""/>
+      <w:lvlJc w:val="left"/>
+    </w:lvl>
+    <w:lvl w:ilvl="8" w:tplc="384C3ECE">
+      <w:numFmt w:val="decimal"/>
+      <w:lvlText w:val=""/>
+      <w:lvlJc w:val="left"/>
+    </w:lvl>
+  </w:abstractNum>
+  <w:num w:numId="1" w16cid:durableId="1564948831">
     <w:abstractNumId w:val="1"/>
     <w:lvlOverride w:ilvl="0">
       <w:startOverride w:val="1"/>
     </w:lvlOverride>
   </w:num>
-  <w:num w:numId="2" w16cid:durableId="1718578506">
-    <w:abstractNumId w:val="4"/>
+  <w:num w:numId="2" w16cid:durableId="190385784">
+    <w:abstractNumId w:val="0"/>
     <w:lvlOverride w:ilvl="0">
       <w:startOverride w:val="1"/>
     </w:lvlOverride>
   </w:num>
-  <w:num w:numId="3" w16cid:durableId="246309831">
+  <w:num w:numId="3" w16cid:durableId="734275547">
+    <w:abstractNumId w:val="3"/>
+    <w:lvlOverride w:ilvl="0">
+      <w:startOverride w:val="1"/>
+    </w:lvlOverride>
+  </w:num>
+  <w:num w:numId="4" w16cid:durableId="1254050553">
     <w:abstractNumId w:val="5"/>
     <w:lvlOverride w:ilvl="0">
       <w:startOverride w:val="1"/>
     </w:lvlOverride>
   </w:num>
-  <w:num w:numId="4" w16cid:durableId="1500076177">
-    <w:abstractNumId w:val="0"/>
-    <w:lvlOverride w:ilvl="0">
-      <w:startOverride w:val="1"/>
-    </w:lvlOverride>
-  </w:num>
-  <w:num w:numId="5" w16cid:durableId="1918856267">
-    <w:abstractNumId w:val="3"/>
+  <w:num w:numId="5" w16cid:durableId="772943254">
+    <w:abstractNumId w:val="4"/>
     <w:lvlOverride w:ilvl="0">
       <w:startOverride w:val="1"/>
     </w:lvlOverride>
@@ -17323,7 +17323,7 @@
     <w:autoRedefine/>
     <w:uiPriority w:val="39"/>
     <w:unhideWhenUsed/>
-    <w:rsid w:val="00487159"/>
+    <w:rsid w:val="00257733"/>
     <w:pPr>
       <w:spacing w:after="100"/>
     </w:pPr>
@@ -17335,7 +17335,7 @@
     <w:autoRedefine/>
     <w:uiPriority w:val="39"/>
     <w:unhideWhenUsed/>
-    <w:rsid w:val="00487159"/>
+    <w:rsid w:val="00257733"/>
     <w:pPr>
       <w:spacing w:after="100"/>
       <w:ind w:left="220"/>
